--- a/LACMS-Website-Compliance-Summary.docx
+++ b/LACMS-Website-Compliance-Summary.docx
@@ -44,7 +44,7 @@
         <w:t>Version:</w:t>
       </w:r>
       <w:r>
-        <w:t xml:space="preserve"> 30 October 2026</w:t>
+        <w:t xml:space="preserve"> 30 September 2026</w:t>
       </w:r>
     </w:p>
     <w:p>

--- a/LACMS-Website-Compliance-Summary.docx
+++ b/LACMS-Website-Compliance-Summary.docx
@@ -79,7 +79,7 @@
         <w:t>Setup note.</w:t>
       </w:r>
       <w:r>
-        <w:t xml:space="preserve"> Several features described here (data requests, download and deletion, the Network opt-in, provisional events, the committee training confirmation) need the website's database updates to be applied by the committee's administrator.</w:t>
+        <w:t xml:space="preserve"> Several features described here (data requests, download and deletion, the Network listing, provisional events, the committee training confirmation) need the website's database updates to be applied by the committee's administrator.</w:t>
       </w:r>
     </w:p>
     <w:p>
@@ -738,10 +738,10 @@
         <w:rPr>
           <w:b/>
         </w:rPr>
-        <w:t>Choose to appear in the Network.</w:t>
+        <w:t>Choose whether to appear in the Network.</w:t>
       </w:r>
       <w:r>
-        <w:t xml:space="preserve"> Members are not listed unless they choose to be, and can remove themselves at any time. Email addresses are never shown. Healthcare professionals are listed on the consent they give when they request an account.</w:t>
+        <w:t xml:space="preserve"> Members are listed by default and can remove themselves at any time by unticking one box, with immediate effect. Email addresses are never shown. Healthcare professionals are listed on the consent they give when they request an account.</w:t>
       </w:r>
     </w:p>
     <w:p>
@@ -865,7 +865,7 @@
         <w:t>Members.</w:t>
       </w:r>
       <w:r>
-        <w:t xml:space="preserve"> The Network (when opened by the committee and only for members who opted in), comments and board posts show a name; Circle members see each other's name, role and intro. Messages are visible only to the people in the conversation and, if a message is reported, to the committee reviewing that report.</w:t>
+        <w:t xml:space="preserve"> The Network (when opened by the committee, for members who have not switched themselves off), comments and board posts show a name; Circle members see each other's name, role and intro. Messages are visible only to the people in the conversation and, if a message is reported, to the committee reviewing that report.</w:t>
       </w:r>
     </w:p>
     <w:p>
